--- a/M5PaperAlarm_Manual.docx
+++ b/M5PaperAlarm_Manual.docx
@@ -981,7 +981,7 @@
           <w:sz w:val="20"/>
           <w:szCs w:val="20"/>
         </w:rPr>
-        <w:t xml:space="preserve">    ss1.pgm ...           スクリーンショット（自動作成）</w:t>
+        <w:t xml:space="preserve">└── screenshots/         スクリーンショット保存先（自動作成）</w:t>
       </w:r>
     </w:p>
     <w:p>
@@ -5294,7 +5294,7 @@
                 <w:sz w:val="20"/>
                 <w:szCs w:val="20"/>
               </w:rPr>
-              <w:t xml:space="preserve">/ss1.pgm, /ss2.pgm, ... （連番）</w:t>
+              <w:t xml:space="preserve">/screenshots/ss1.pgm, /screenshots/ss2.pgm, ... （連番）</w:t>
             </w:r>
           </w:p>
         </w:tc>
@@ -5406,7 +5406,7 @@
                 <w:sz w:val="20"/>
                 <w:szCs w:val="20"/>
               </w:rPr>
-              <w:t xml:space="preserve">Screenshot saved: /ss3.pgm (540x960)</w:t>
+              <w:t xml:space="preserve">Screenshot saved: /screenshots/ss3.pgm (540x960)</w:t>
             </w:r>
           </w:p>
         </w:tc>

--- a/M5PaperAlarm_Manual.docx
+++ b/M5PaperAlarm_Manual.docx
@@ -31,7 +31,7 @@
           <w:sz w:val="28"/>
           <w:szCs w:val="28"/>
         </w:rPr>
-        <w:t xml:space="preserve">ユーザーマニュアル — Version 029</w:t>
+        <w:t>ユーザーマニュアル — Version 040</w:t>
       </w:r>
     </w:p>
     <w:p>
@@ -163,7 +163,22 @@
           <w:sz w:val="22"/>
           <w:szCs w:val="22"/>
         </w:rPr>
-        <w:t xml:space="preserve">・自動復旧メカニズム（アラーム保護付きリブート）</w:t>
+        <w:t>・自動復旧メカニズム（ヒープ逼迫時のサイレント再起動、画面表示は維持）</w:t>
+      </w:r>
+    </w:p>
+    <w:p>
+      <w:r>
+        <w:t>・繰り返し予定(RRULE)の自動展開（毎日/毎週/毎月/毎年、INTERVAL/BYDAY/COUNT/UNTIL/EXDATE対応）</w:t>
+      </w:r>
+    </w:p>
+    <w:p>
+      <w:r>
+        <w:t>・取り込みは今日〜2週間先のみ（過去は非表示、負荷軽減）</w:t>
+      </w:r>
+    </w:p>
+    <w:p>
+      <w:r>
+        <w:t>・選択行を下線(アンダースコア)で表示</w:t>
       </w:r>
     </w:p>
     <w:p>
@@ -2772,7 +2787,7 @@
           <w:sz w:val="20"/>
           <w:szCs w:val="20"/>
         </w:rPr>
-        <w:t xml:space="preserve">14:00 会議!&gt;5         → 5分前にアラーム</w:t>
+        <w:t>14:00 会議!-5!        → 5分前にアラーム</w:t>
       </w:r>
     </w:p>
     <w:p>
@@ -2785,7 +2800,7 @@
           <w:sz w:val="20"/>
           <w:szCs w:val="20"/>
         </w:rPr>
-        <w:t xml:space="preserve">14:00 会議!&gt;0         → 時刻ちょうどにアラーム</w:t>
+        <w:t>14:00 会議!-0!        → 時刻ちょうどにアラーム</w:t>
       </w:r>
     </w:p>
     <w:p>
@@ -2934,7 +2949,7 @@
                 <w:sz w:val="20"/>
                 <w:szCs w:val="20"/>
               </w:rPr>
-              <w:t xml:space="preserve">&gt;N</w:t>
+              <w:t>-N</w:t>
             </w:r>
           </w:p>
         </w:tc>
@@ -2961,7 +2976,7 @@
                 <w:sz w:val="20"/>
                 <w:szCs w:val="20"/>
               </w:rPr>
-              <w:t xml:space="preserve">N分前にアラーム</w:t>
+              <w:t>N分前にアラーム</w:t>
             </w:r>
           </w:p>
         </w:tc>
@@ -2988,36 +3003,36 @@
                 <w:sz w:val="20"/>
                 <w:szCs w:val="20"/>
               </w:rPr>
-              <w:t xml:space="preserve">!&gt;5 = 5分前</w:t>
-            </w:r>
-          </w:p>
-        </w:tc>
-      </w:tr>
-      <w:tr>
-        <w:tc>
-          <w:tcPr>
-            <w:tcW w:type="dxa" w:w="2500"/>
-            <w:tcBorders>
-              <w:top w:val="single" w:color="999999" w:sz="1"/>
-              <w:left w:val="single" w:color="999999" w:sz="1"/>
-              <w:bottom w:val="single" w:color="999999" w:sz="1"/>
-              <w:right w:val="single" w:color="999999" w:sz="1"/>
-            </w:tcBorders>
-            <w:tcMar>
-              <w:top w:type="dxa" w:w="60"/>
-              <w:left w:type="dxa" w:w="100"/>
-              <w:bottom w:type="dxa" w:w="60"/>
-              <w:right w:type="dxa" w:w="100"/>
-            </w:tcMar>
-          </w:tcPr>
-          <w:p>
-            <w:r>
-              <w:rPr>
-                <w:rFonts w:ascii="Arial" w:cs="Arial" w:eastAsia="Arial" w:hAnsi="Arial"/>
-                <w:sz w:val="20"/>
-                <w:szCs w:val="20"/>
-              </w:rPr>
-              <w:t xml:space="preserve">&lt;N</w:t>
+              <w:t>!-10! = 10分前</w:t>
+            </w:r>
+          </w:p>
+        </w:tc>
+      </w:tr>
+      <w:tr>
+        <w:tc>
+          <w:tcPr>
+            <w:tcW w:type="dxa" w:w="2500"/>
+            <w:tcBorders>
+              <w:top w:val="single" w:color="999999" w:sz="1"/>
+              <w:left w:val="single" w:color="999999" w:sz="1"/>
+              <w:bottom w:val="single" w:color="999999" w:sz="1"/>
+              <w:right w:val="single" w:color="999999" w:sz="1"/>
+            </w:tcBorders>
+            <w:tcMar>
+              <w:top w:type="dxa" w:w="60"/>
+              <w:left w:type="dxa" w:w="100"/>
+              <w:bottom w:type="dxa" w:w="60"/>
+              <w:right w:type="dxa" w:w="100"/>
+            </w:tcMar>
+          </w:tcPr>
+          <w:p>
+            <w:r>
+              <w:rPr>
+                <w:rFonts w:ascii="Arial" w:cs="Arial" w:eastAsia="Arial" w:hAnsi="Arial"/>
+                <w:sz w:val="20"/>
+                <w:szCs w:val="20"/>
+              </w:rPr>
+              <w:t>+N</w:t>
             </w:r>
           </w:p>
         </w:tc>
@@ -3044,7 +3059,7 @@
                 <w:sz w:val="20"/>
                 <w:szCs w:val="20"/>
               </w:rPr>
-              <w:t xml:space="preserve">N分後にアラーム</w:t>
+              <w:t>N分後にアラーム</w:t>
             </w:r>
           </w:p>
         </w:tc>
@@ -3071,36 +3086,36 @@
                 <w:sz w:val="20"/>
                 <w:szCs w:val="20"/>
               </w:rPr>
-              <w:t xml:space="preserve">!&lt;5 = 5分後</w:t>
-            </w:r>
-          </w:p>
-        </w:tc>
-      </w:tr>
-      <w:tr>
-        <w:tc>
-          <w:tcPr>
-            <w:tcW w:type="dxa" w:w="2500"/>
-            <w:tcBorders>
-              <w:top w:val="single" w:color="999999" w:sz="1"/>
-              <w:left w:val="single" w:color="999999" w:sz="1"/>
-              <w:bottom w:val="single" w:color="999999" w:sz="1"/>
-              <w:right w:val="single" w:color="999999" w:sz="1"/>
-            </w:tcBorders>
-            <w:tcMar>
-              <w:top w:type="dxa" w:w="60"/>
-              <w:left w:type="dxa" w:w="100"/>
-              <w:bottom w:type="dxa" w:w="60"/>
-              <w:right w:type="dxa" w:w="100"/>
-            </w:tcMar>
-          </w:tcPr>
-          <w:p>
-            <w:r>
-              <w:rPr>
-                <w:rFonts w:ascii="Arial" w:cs="Arial" w:eastAsia="Arial" w:hAnsi="Arial"/>
-                <w:sz w:val="20"/>
-                <w:szCs w:val="20"/>
-              </w:rPr>
-              <w:t xml:space="preserve">+filename</w:t>
+              <w:t>!+5! = 5分後</w:t>
+            </w:r>
+          </w:p>
+        </w:tc>
+      </w:tr>
+      <w:tr>
+        <w:tc>
+          <w:tcPr>
+            <w:tcW w:type="dxa" w:w="2500"/>
+            <w:tcBorders>
+              <w:top w:val="single" w:color="999999" w:sz="1"/>
+              <w:left w:val="single" w:color="999999" w:sz="1"/>
+              <w:bottom w:val="single" w:color="999999" w:sz="1"/>
+              <w:right w:val="single" w:color="999999" w:sz="1"/>
+            </w:tcBorders>
+            <w:tcMar>
+              <w:top w:type="dxa" w:w="60"/>
+              <w:left w:type="dxa" w:w="100"/>
+              <w:bottom w:type="dxa" w:w="60"/>
+              <w:right w:type="dxa" w:w="100"/>
+            </w:tcMar>
+          </w:tcPr>
+          <w:p>
+            <w:r>
+              <w:rPr>
+                <w:rFonts w:ascii="Arial" w:cs="Arial" w:eastAsia="Arial" w:hAnsi="Arial"/>
+                <w:sz w:val="20"/>
+                <w:szCs w:val="20"/>
+              </w:rPr>
+              <w:t>-N,-M,…</w:t>
             </w:r>
           </w:p>
         </w:tc>
@@ -3127,7 +3142,7 @@
                 <w:sz w:val="20"/>
                 <w:szCs w:val="20"/>
               </w:rPr>
-              <w:t xml:space="preserve">MIDIファイル（URLからDL）</w:t>
+              <w:t>複数アラーム（カンマ区切り）</w:t>
             </w:r>
           </w:p>
         </w:tc>
@@ -3154,36 +3169,36 @@
                 <w:sz w:val="20"/>
                 <w:szCs w:val="20"/>
               </w:rPr>
-              <w:t xml:space="preserve">!+song.mid</w:t>
-            </w:r>
-          </w:p>
-        </w:tc>
-      </w:tr>
-      <w:tr>
-        <w:tc>
-          <w:tcPr>
-            <w:tcW w:type="dxa" w:w="2500"/>
-            <w:tcBorders>
-              <w:top w:val="single" w:color="999999" w:sz="1"/>
-              <w:left w:val="single" w:color="999999" w:sz="1"/>
-              <w:bottom w:val="single" w:color="999999" w:sz="1"/>
-              <w:right w:val="single" w:color="999999" w:sz="1"/>
-            </w:tcBorders>
-            <w:tcMar>
-              <w:top w:type="dxa" w:w="60"/>
-              <w:left w:type="dxa" w:w="100"/>
-              <w:bottom w:type="dxa" w:w="60"/>
-              <w:right w:type="dxa" w:w="100"/>
-            </w:tcMar>
-          </w:tcPr>
-          <w:p>
-            <w:r>
-              <w:rPr>
-                <w:rFonts w:ascii="Arial" w:cs="Arial" w:eastAsia="Arial" w:hAnsi="Arial"/>
-                <w:sz w:val="20"/>
-                <w:szCs w:val="20"/>
-              </w:rPr>
-              <w:t xml:space="preserve">-filename</w:t>
+              <w:t>!-25,-15,-5! = 3回</w:t>
+            </w:r>
+          </w:p>
+        </w:tc>
+      </w:tr>
+      <w:tr>
+        <w:tc>
+          <w:tcPr>
+            <w:tcW w:type="dxa" w:w="2500"/>
+            <w:tcBorders>
+              <w:top w:val="single" w:color="999999" w:sz="1"/>
+              <w:left w:val="single" w:color="999999" w:sz="1"/>
+              <w:bottom w:val="single" w:color="999999" w:sz="1"/>
+              <w:right w:val="single" w:color="999999" w:sz="1"/>
+            </w:tcBorders>
+            <w:tcMar>
+              <w:top w:type="dxa" w:w="60"/>
+              <w:left w:type="dxa" w:w="100"/>
+              <w:bottom w:type="dxa" w:w="60"/>
+              <w:right w:type="dxa" w:w="100"/>
+            </w:tcMar>
+          </w:tcPr>
+          <w:p>
+            <w:r>
+              <w:rPr>
+                <w:rFonts w:ascii="Arial" w:cs="Arial" w:eastAsia="Arial" w:hAnsi="Arial"/>
+                <w:sz w:val="20"/>
+                <w:szCs w:val="20"/>
+              </w:rPr>
+              <w:t>&gt;filename</w:t>
             </w:r>
           </w:p>
         </w:tc>
@@ -3210,7 +3225,7 @@
                 <w:sz w:val="20"/>
                 <w:szCs w:val="20"/>
               </w:rPr>
-              <w:t xml:space="preserve">MIDIファイル（SDカードから）</w:t>
+              <w:t>MIDIファイル（URLからDL）</w:t>
             </w:r>
           </w:p>
         </w:tc>
@@ -3237,36 +3252,36 @@
                 <w:sz w:val="20"/>
                 <w:szCs w:val="20"/>
               </w:rPr>
-              <w:t xml:space="preserve">!-chime.mid</w:t>
-            </w:r>
-          </w:p>
-        </w:tc>
-      </w:tr>
-      <w:tr>
-        <w:tc>
-          <w:tcPr>
-            <w:tcW w:type="dxa" w:w="2500"/>
-            <w:tcBorders>
-              <w:top w:val="single" w:color="999999" w:sz="1"/>
-              <w:left w:val="single" w:color="999999" w:sz="1"/>
-              <w:bottom w:val="single" w:color="999999" w:sz="1"/>
-              <w:right w:val="single" w:color="999999" w:sz="1"/>
-            </w:tcBorders>
-            <w:tcMar>
-              <w:top w:type="dxa" w:w="60"/>
-              <w:left w:type="dxa" w:w="100"/>
-              <w:bottom w:type="dxa" w:w="60"/>
-              <w:right w:type="dxa" w:w="100"/>
-            </w:tcMar>
-          </w:tcPr>
-          <w:p>
-            <w:r>
-              <w:rPr>
-                <w:rFonts w:ascii="Arial" w:cs="Arial" w:eastAsia="Arial" w:hAnsi="Arial"/>
-                <w:sz w:val="20"/>
-                <w:szCs w:val="20"/>
-              </w:rPr>
-              <w:t xml:space="preserve">@N</w:t>
+              <w:t>!&gt;song.mid!</w:t>
+            </w:r>
+          </w:p>
+        </w:tc>
+      </w:tr>
+      <w:tr>
+        <w:tc>
+          <w:tcPr>
+            <w:tcW w:type="dxa" w:w="2500"/>
+            <w:tcBorders>
+              <w:top w:val="single" w:color="999999" w:sz="1"/>
+              <w:left w:val="single" w:color="999999" w:sz="1"/>
+              <w:bottom w:val="single" w:color="999999" w:sz="1"/>
+              <w:right w:val="single" w:color="999999" w:sz="1"/>
+            </w:tcBorders>
+            <w:tcMar>
+              <w:top w:type="dxa" w:w="60"/>
+              <w:left w:type="dxa" w:w="100"/>
+              <w:bottom w:type="dxa" w:w="60"/>
+              <w:right w:type="dxa" w:w="100"/>
+            </w:tcMar>
+          </w:tcPr>
+          <w:p>
+            <w:r>
+              <w:rPr>
+                <w:rFonts w:ascii="Arial" w:cs="Arial" w:eastAsia="Arial" w:hAnsi="Arial"/>
+                <w:sz w:val="20"/>
+                <w:szCs w:val="20"/>
+              </w:rPr>
+              <w:t>&lt;filename</w:t>
             </w:r>
           </w:p>
         </w:tc>
@@ -3293,7 +3308,7 @@
                 <w:sz w:val="20"/>
                 <w:szCs w:val="20"/>
               </w:rPr>
-              <w:t xml:space="preserve">N秒間鳴動（0=1曲）</w:t>
+              <w:t>MIDIファイル（SDカードから）</w:t>
             </w:r>
           </w:p>
         </w:tc>
@@ -3320,36 +3335,36 @@
                 <w:sz w:val="20"/>
                 <w:szCs w:val="20"/>
               </w:rPr>
-              <w:t xml:space="preserve">!@15 = 15秒</w:t>
-            </w:r>
-          </w:p>
-        </w:tc>
-      </w:tr>
-      <w:tr>
-        <w:tc>
-          <w:tcPr>
-            <w:tcW w:type="dxa" w:w="2500"/>
-            <w:tcBorders>
-              <w:top w:val="single" w:color="999999" w:sz="1"/>
-              <w:left w:val="single" w:color="999999" w:sz="1"/>
-              <w:bottom w:val="single" w:color="999999" w:sz="1"/>
-              <w:right w:val="single" w:color="999999" w:sz="1"/>
-            </w:tcBorders>
-            <w:tcMar>
-              <w:top w:type="dxa" w:w="60"/>
-              <w:left w:type="dxa" w:w="100"/>
-              <w:bottom w:type="dxa" w:w="60"/>
-              <w:right w:type="dxa" w:w="100"/>
-            </w:tcMar>
-          </w:tcPr>
-          <w:p>
-            <w:r>
-              <w:rPr>
-                <w:rFonts w:ascii="Arial" w:cs="Arial" w:eastAsia="Arial" w:hAnsi="Arial"/>
-                <w:sz w:val="20"/>
-                <w:szCs w:val="20"/>
-              </w:rPr>
-              <w:t xml:space="preserve">*N</w:t>
+              <w:t>!&lt;chime.mid!</w:t>
+            </w:r>
+          </w:p>
+        </w:tc>
+      </w:tr>
+      <w:tr>
+        <w:tc>
+          <w:tcPr>
+            <w:tcW w:type="dxa" w:w="2500"/>
+            <w:tcBorders>
+              <w:top w:val="single" w:color="999999" w:sz="1"/>
+              <w:left w:val="single" w:color="999999" w:sz="1"/>
+              <w:bottom w:val="single" w:color="999999" w:sz="1"/>
+              <w:right w:val="single" w:color="999999" w:sz="1"/>
+            </w:tcBorders>
+            <w:tcMar>
+              <w:top w:type="dxa" w:w="60"/>
+              <w:left w:type="dxa" w:w="100"/>
+              <w:bottom w:type="dxa" w:w="60"/>
+              <w:right w:type="dxa" w:w="100"/>
+            </w:tcMar>
+          </w:tcPr>
+          <w:p>
+            <w:r>
+              <w:rPr>
+                <w:rFonts w:ascii="Arial" w:cs="Arial" w:eastAsia="Arial" w:hAnsi="Arial"/>
+                <w:sz w:val="20"/>
+                <w:szCs w:val="20"/>
+              </w:rPr>
+              <w:t>@N</w:t>
             </w:r>
           </w:p>
         </w:tc>
@@ -3376,7 +3391,7 @@
                 <w:sz w:val="20"/>
                 <w:szCs w:val="20"/>
               </w:rPr>
-              <w:t xml:space="preserve">N回繰り返し</w:t>
+              <w:t>N秒間鳴動（0=1曲）</w:t>
             </w:r>
           </w:p>
         </w:tc>
@@ -3403,7 +3418,39 @@
                 <w:sz w:val="20"/>
                 <w:szCs w:val="20"/>
               </w:rPr>
-              <w:t xml:space="preserve">!*3 = 3回</w:t>
+              <w:t>!@15! = 15秒</w:t>
+            </w:r>
+          </w:p>
+        </w:tc>
+      </w:tr>
+      <w:tr>
+        <w:tc>
+          <w:tcPr>
+            <w:tcW w:type="dxa" w:w="2500"/>
+          </w:tcPr>
+          <w:p>
+            <w:r>
+              <w:t>*N</w:t>
+            </w:r>
+          </w:p>
+        </w:tc>
+        <w:tc>
+          <w:tcPr>
+            <w:tcW w:type="dxa" w:w="3500"/>
+          </w:tcPr>
+          <w:p>
+            <w:r>
+              <w:t>N回繰り返し</w:t>
+            </w:r>
+          </w:p>
+        </w:tc>
+        <w:tc>
+          <w:tcPr>
+            <w:tcW w:type="dxa" w:w="3500"/>
+          </w:tcPr>
+          <w:p>
+            <w:r>
+              <w:t>!*3! = 3回</w:t>
             </w:r>
           </w:p>
         </w:tc>
@@ -3432,7 +3479,7 @@
           <w:sz w:val="20"/>
           <w:szCs w:val="20"/>
         </w:rPr>
-        <w:t xml:space="preserve">会議!&gt;10+song.mid@15*2  → 10分前、URLからDL、15秒間、2回</w:t>
+        <w:t>会議!-10&gt;song.mid@15*2!  → 10分前、URLからDL、15秒間、2回</w:t>
       </w:r>
     </w:p>
     <w:p>
@@ -3445,7 +3492,7 @@
           <w:sz w:val="20"/>
           <w:szCs w:val="20"/>
         </w:rPr>
-        <w:t xml:space="preserve">打合せ!&lt;5-chime.mid@*3  → 5分後、SDから、1曲、3回</w:t>
+        <w:t>打合せ!+5&lt;chime.mid*3!   → 5分後、SDから、1曲、3回</w:t>
       </w:r>
     </w:p>
     <w:p>
@@ -3458,7 +3505,7 @@
           <w:sz w:val="20"/>
           <w:szCs w:val="20"/>
         </w:rPr>
-        <w:t xml:space="preserve">集合!@8                  → デフォルト時間前、8秒間鳴動</w:t>
+        <w:t>集合!@8!                 → デフォルト時間前、8秒間鳴動</w:t>
       </w:r>
     </w:p>
     <w:p>
@@ -3471,7 +3518,7 @@
           <w:sz w:val="20"/>
           <w:szCs w:val="20"/>
         </w:rPr>
-        <w:t xml:space="preserve">発表!&gt;0@20*5             → 時刻ちょうど、20秒間、5回</w:t>
+        <w:t>発表!-0@20*5!            → 時刻ちょうど、20秒間、5回</w:t>
       </w:r>
     </w:p>
     <w:p>
@@ -3523,7 +3570,7 @@
           <w:sz w:val="22"/>
           <w:szCs w:val="22"/>
         </w:rPr>
-        <w:t xml:space="preserve">3. 後方互換: 旧 %AL% / %AL&gt;10% 形式も引き続きサポート</w:t>
+        <w:t>3. タイトル・説明文どちらでも同一ルールで検出（複数は !-25,-15,-5! のようにカンマ区切り）</w:t>
       </w:r>
     </w:p>
     <w:p>
@@ -3699,7 +3746,7 @@
                 <w:sz w:val="20"/>
                 <w:szCs w:val="20"/>
               </w:rPr>
-              <w:t xml:space="preserve">&gt;N / &lt;N の値</w:t>
+              <w:t>-N / +N の値</w:t>
             </w:r>
           </w:p>
         </w:tc>
@@ -3782,7 +3829,7 @@
                 <w:sz w:val="20"/>
                 <w:szCs w:val="20"/>
               </w:rPr>
-              <w:t xml:space="preserve">+file / -file</w:t>
+              <w:t>&gt;file / &lt;file</w:t>
             </w:r>
           </w:p>
         </w:tc>
@@ -3981,6 +4028,34 @@
         </w:tc>
       </w:tr>
     </w:tbl>
+    <w:p>
+      <w:pPr>
+        <w:pStyle w:val="Heading2"/>
+      </w:pPr>
+      <w:r>
+        <w:t>5.6 繰り返し予定（RRULE）と取り込み範囲</w:t>
+      </w:r>
+    </w:p>
+    <w:p>
+      <w:r>
+        <w:t>予定の取り込みは今日0:00〜2週間先（14日）に限定され、過去の予定は表示しません。処理・メモリ負荷を抑えつつ直近2週間を漏れなく表示します。</w:t>
+      </w:r>
+    </w:p>
+    <w:p>
+      <w:r>
+        <w:t>Googleカレンダー等は定期予定を「最初の1回分のDTSTART + RRULE」という単一イベントで出力します。本アプリはRRULEを解釈し、取り込みウィンドウ内で発生する各回を個別の予定として展開します。開始日が過去でも、今後2週間に発生する回は表示されます。</w:t>
+      </w:r>
+    </w:p>
+    <w:p>
+      <w:r>
+        <w:t>対応RRULE: FREQ=DAILY/WEEKLY/MONTHLY/YEARLY、INTERVAL（N回ごと）、BYDAY（序数付 例:3TU=第3火曜）、BYMONTHDAY（負=月末から）、COUNT、UNTIL（DATE形式は当日いっぱい）、EXDATE（除外日）。</w:t>
+      </w:r>
+    </w:p>
+    <w:p>
+      <w:r>
+        <w:t>制限: タイムゾーンはJST固定（海外TZ予定は時刻がずれる場合あり）。RECURRENCE-ID（特定回のみ時刻変更）は未対応で、元の回と変更後の回が二重に出ることがあります。</w:t>
+      </w:r>
+    </w:p>
     <w:p>
       <w:pPr>
         <w:pStyle w:val="Heading1"/>
@@ -7442,7 +7517,7 @@
                 <w:sz w:val="20"/>
                 <w:szCs w:val="20"/>
               </w:rPr>
-              <w:t xml:space="preserve">maxBlock &lt; 45KB</w:t>
+              <w:t>次フェッチ直前 maxBlock &lt; 38KB</w:t>
             </w:r>
           </w:p>
         </w:tc>
@@ -7469,7 +7544,7 @@
                 <w:sz w:val="20"/>
                 <w:szCs w:val="20"/>
               </w:rPr>
-              <w:t xml:space="preserve">即リブート（アラーム保護付き）</w:t>
+              <w:t>サイレント再起動でヒープ回収（画面は維持）</w:t>
             </w:r>
           </w:p>
         </w:tc>
@@ -7498,7 +7573,7 @@
                 <w:sz w:val="20"/>
                 <w:szCs w:val="20"/>
               </w:rPr>
-              <w:t xml:space="preserve">ICSフェッチ失敗</w:t>
+              <w:t>部分フェッチ（一部URL失敗）</w:t>
             </w:r>
           </w:p>
         </w:tc>
@@ -7525,7 +7600,7 @@
                 <w:sz w:val="20"/>
                 <w:szCs w:val="20"/>
               </w:rPr>
-              <w:t xml:space="preserve">WiFiリセット→再フェッチ→失敗→リブート</w:t>
+              <w:t>再起動せず取得分を採用・描画。失敗URLは次回再取得</w:t>
             </w:r>
           </w:p>
         </w:tc>
@@ -7554,7 +7629,7 @@
                 <w:sz w:val="20"/>
                 <w:szCs w:val="20"/>
               </w:rPr>
-              <w:t xml:space="preserve">アラーム5分以内</w:t>
+              <w:t>全URL失敗かつ既存0件</w:t>
             </w:r>
           </w:p>
         </w:tc>
@@ -7581,7 +7656,29 @@
                 <w:sz w:val="20"/>
                 <w:szCs w:val="20"/>
               </w:rPr>
-              <w:t xml:space="preserve">リブート延期→アラーム完了後リブート</w:t>
+              <w:t>旧データ復帰＋バックオフ（最大30分）</w:t>
+            </w:r>
+          </w:p>
+        </w:tc>
+      </w:tr>
+      <w:tr>
+        <w:tc>
+          <w:tcPr>
+            <w:tcW w:type="dxa" w:w="3500"/>
+          </w:tcPr>
+          <w:p>
+            <w:r>
+              <w:t>リブート延期</w:t>
+            </w:r>
+          </w:p>
+        </w:tc>
+        <w:tc>
+          <w:tcPr>
+            <w:tcW w:type="dxa" w:w="6000"/>
+          </w:tcPr>
+          <w:p>
+            <w:r>
+              <w:t>MIDI再生中のみ。再生完了後に自動再起動</w:t>
             </w:r>
           </w:p>
         </w:tc>
@@ -7597,7 +7694,7 @@
           <w:sz w:val="22"/>
           <w:szCs w:val="22"/>
         </w:rPr>
-        <w:t xml:space="preserve">リブートが必要な場合でも、5分以内に発火予定のアラームがあればリブートを延期します。アラームのMIDI再生が完了した後、自動的にリブートが実行されます。</w:t>
+        <w:t>ヒープ回収のためのサイレント再起動は『次フェッチの直前』（＝直近データが画面に描画された後）に行います。e-paperは表示を保持するため画面は空白になりません。再起動の延期はMIDI再生中のみで、再生完了後に自動的に再起動します。アラーム直前でも再起動は安全です（再起動後のフェッチでtriggered状態がグレース判定により再評価され、直近・未来のアラームは改めて発火します）。</w:t>
       </w:r>
     </w:p>
     <w:p>
@@ -8226,7 +8323,7 @@
           <w:sz w:val="20"/>
           <w:szCs w:val="20"/>
         </w:rPr>
-        <w:t xml:space="preserve">=== ALARM CHECK [02/14 12:30:00] ver.029 heap:220684 sd:OK ===</w:t>
+        <w:t>=== ALARM CHECK [06/03 12:30:00] ver.040 heap:220684 sd:OK ===</w:t>
       </w:r>
     </w:p>
     <w:p>
@@ -8252,7 +8349,7 @@
           <w:sz w:val="20"/>
           <w:szCs w:val="20"/>
         </w:rPr>
-        <w:t xml:space="preserve">      event:02/18 23:00  alarm:02/18 22:50  off:10min  remain:377888s</w:t>
+        <w:t>event:06/04 23:00  alarm:06/04 22:50  off:10min  remain:377888s</w:t>
       </w:r>
     </w:p>
     <w:p>
@@ -8265,7 +8362,7 @@
           <w:sz w:val="20"/>
           <w:szCs w:val="20"/>
         </w:rPr>
-        <w:t xml:space="preserve">=== events:76, pending:6, heap:220684, maxBlock:110580, WiFi:-43, fails:0 ===</w:t>
+        <w:t>=== events:42, pending:6, heap:220684, maxBlock:110580, WiFi:-43, fails:0 ===</w:t>
       </w:r>
     </w:p>
     <w:p>
@@ -8466,7 +8563,7 @@
                 <w:sz w:val="20"/>
                 <w:szCs w:val="20"/>
               </w:rPr>
-              <w:t xml:space="preserve">最大連続空きブロック（SSL接続に約45KB必要）</w:t>
+              <w:t>最大連続空きブロック（SSL I/Oバッファに約32KB必要。38KB未満で次フェッチ前に再起動回収）</w:t>
             </w:r>
           </w:p>
         </w:tc>
@@ -8747,6 +8844,28 @@
                 <w:szCs w:val="20"/>
               </w:rPr>
               <w:t xml:space="preserve">アラーム保護によりリブート延期</w:t>
+            </w:r>
+          </w:p>
+        </w:tc>
+      </w:tr>
+      <w:tr>
+        <w:tc>
+          <w:tcPr>
+            <w:tcW w:type="dxa" w:w="3500"/>
+          </w:tcPr>
+          <w:p>
+            <w:r>
+              <w:t>[LEAK] mbed INTERNAL fallback</w:t>
+            </w:r>
+          </w:p>
+        </w:tc>
+        <w:tc>
+          <w:tcPr>
+            <w:tcW w:type="dxa" w:w="6000"/>
+          </w:tcPr>
+          <w:p>
+            <w:r>
+              <w:t>mbedTLS I/Oバッファが内部DRAMに確保された（ヒープリーク調査用）</w:t>
             </w:r>
           </w:p>
         </w:tc>
@@ -9847,6 +9966,50 @@
                 <w:szCs w:val="20"/>
               </w:rPr>
               <w:t xml:space="preserve">IPAex ゴシック (ipaexg.ttf)</w:t>
+            </w:r>
+          </w:p>
+        </w:tc>
+      </w:tr>
+      <w:tr>
+        <w:tc>
+          <w:tcPr>
+            <w:tcW w:type="dxa" w:w="3500"/>
+          </w:tcPr>
+          <w:p>
+            <w:r>
+              <w:t>取り込み範囲</w:t>
+            </w:r>
+          </w:p>
+        </w:tc>
+        <w:tc>
+          <w:tcPr>
+            <w:tcW w:type="dxa" w:w="6000"/>
+          </w:tcPr>
+          <w:p>
+            <w:r>
+              <w:t>今日0:00〜2週間先（14日）、過去なし</w:t>
+            </w:r>
+          </w:p>
+        </w:tc>
+      </w:tr>
+      <w:tr>
+        <w:tc>
+          <w:tcPr>
+            <w:tcW w:type="dxa" w:w="3500"/>
+          </w:tcPr>
+          <w:p>
+            <w:r>
+              <w:t>繰り返し予定</w:t>
+            </w:r>
+          </w:p>
+        </w:tc>
+        <w:tc>
+          <w:tcPr>
+            <w:tcW w:type="dxa" w:w="6000"/>
+          </w:tcPr>
+          <w:p>
+            <w:r>
+              <w:t>RRULE展開（FREQ/INTERVAL/BYDAY/BYMONTHDAY/COUNT/UNTIL/EXDATE）</w:t>
             </w:r>
           </w:p>
         </w:tc>
